--- a/questions/questions.docx
+++ b/questions/questions.docx
@@ -1619,32 +1619,1303 @@
           <w:b/>
           <w:bCs/>
         </w:rPr>
+        <w:t>Q11</w:t>
+      </w:r>
+      <w:r>
+        <w:t xml:space="preserve"> — Find </w:t>
+      </w:r>
+      <w:r>
+        <w:t xml:space="preserve">the highest paid </w:t>
+      </w:r>
+      <w:r>
+        <w:t xml:space="preserve">employees </w:t>
+      </w:r>
+      <w:r>
+        <w:t>from each department</w:t>
+      </w:r>
+    </w:p>
+    <w:p>
+      <w:pPr>
+        <w:pStyle w:val="NormalWeb"/>
+      </w:pPr>
+    </w:p>
+    <w:p>
+      <w:pPr>
+        <w:pStyle w:val="NormalWeb"/>
+      </w:pPr>
+    </w:p>
+    <w:p>
+      <w:pPr>
+        <w:pStyle w:val="NormalWeb"/>
+      </w:pPr>
+    </w:p>
+    <w:p>
+      <w:pPr>
+        <w:pStyle w:val="NormalWeb"/>
+      </w:pPr>
+    </w:p>
+    <w:p>
+      <w:pPr>
+        <w:pStyle w:val="NormalWeb"/>
+      </w:pPr>
+    </w:p>
+    <w:p>
+      <w:pPr>
+        <w:pStyle w:val="NormalWeb"/>
+      </w:pPr>
+    </w:p>
+    <w:p>
+      <w:pPr>
+        <w:pStyle w:val="NormalWeb"/>
+      </w:pPr>
+    </w:p>
+    <w:p>
+      <w:pPr>
+        <w:pStyle w:val="NormalWeb"/>
+      </w:pPr>
+    </w:p>
+    <w:p>
+      <w:pPr>
+        <w:pStyle w:val="NormalWeb"/>
+      </w:pPr>
+    </w:p>
+    <w:p>
+      <w:pPr>
+        <w:pStyle w:val="NormalWeb"/>
+      </w:pPr>
+    </w:p>
+    <w:p>
+      <w:pPr>
+        <w:pStyle w:val="NormalWeb"/>
+      </w:pPr>
+    </w:p>
+    <w:p>
+      <w:pPr>
+        <w:pStyle w:val="NormalWeb"/>
+      </w:pPr>
+    </w:p>
+    <w:p>
+      <w:pPr>
+        <w:pStyle w:val="NormalWeb"/>
+      </w:pPr>
+    </w:p>
+    <w:p>
+      <w:pPr>
+        <w:pStyle w:val="NormalWeb"/>
+      </w:pPr>
+    </w:p>
+    <w:p>
+      <w:pPr>
+        <w:pStyle w:val="NormalWeb"/>
+      </w:pPr>
+    </w:p>
+    <w:p>
+      <w:pPr>
+        <w:pStyle w:val="Heading2"/>
+      </w:pPr>
+      <w:r>
+        <w:lastRenderedPageBreak/>
+        <w:t>Window Functions &amp; Advanced Analytical Queries</w:t>
+      </w:r>
+    </w:p>
+    <w:p>
+      <w:pPr>
+        <w:pStyle w:val="NormalWeb"/>
+        <w:numPr>
+          <w:ilvl w:val="0"/>
+          <w:numId w:val="13"/>
+        </w:numPr>
+      </w:pPr>
+      <w:r>
+        <w:rPr>
+          <w:b/>
+          <w:bCs/>
+        </w:rPr>
         <w:t>Q1</w:t>
       </w:r>
       <w:r>
-        <w:rPr>
-          <w:b/>
-          <w:bCs/>
-        </w:rPr>
-        <w:t>1</w:t>
-      </w:r>
-      <w:r>
-        <w:t xml:space="preserve"> — Find </w:t>
-      </w:r>
-      <w:r>
-        <w:t xml:space="preserve">the highest paid </w:t>
-      </w:r>
-      <w:r>
-        <w:t xml:space="preserve">employees </w:t>
-      </w:r>
-      <w:r>
-        <w:t>from each department</w:t>
-      </w:r>
-    </w:p>
-    <w:p>
-      <w:pPr>
-        <w:pStyle w:val="NormalWeb"/>
-        <w:ind w:left="360"/>
+        <w:t xml:space="preserve"> — Assign a unique row number to each employee based on salary</w:t>
+      </w:r>
+    </w:p>
+    <w:p>
+      <w:pPr>
+        <w:pStyle w:val="NormalWeb"/>
+        <w:numPr>
+          <w:ilvl w:val="0"/>
+          <w:numId w:val="13"/>
+        </w:numPr>
+      </w:pPr>
+      <w:r>
+        <w:rPr>
+          <w:b/>
+          <w:bCs/>
+        </w:rPr>
+        <w:t>Q2</w:t>
+      </w:r>
+      <w:r>
+        <w:t xml:space="preserve"> — Rank employees based on salary using RANK()</w:t>
+      </w:r>
+    </w:p>
+    <w:p>
+      <w:pPr>
+        <w:pStyle w:val="NormalWeb"/>
+        <w:numPr>
+          <w:ilvl w:val="0"/>
+          <w:numId w:val="13"/>
+        </w:numPr>
+      </w:pPr>
+      <w:r>
+        <w:rPr>
+          <w:b/>
+          <w:bCs/>
+        </w:rPr>
+        <w:t>Q3</w:t>
+      </w:r>
+      <w:r>
+        <w:t xml:space="preserve"> — Rank employees based on salary using DENSE_RANK()</w:t>
+      </w:r>
+    </w:p>
+    <w:p>
+      <w:pPr>
+        <w:pStyle w:val="NormalWeb"/>
+        <w:numPr>
+          <w:ilvl w:val="0"/>
+          <w:numId w:val="13"/>
+        </w:numPr>
+      </w:pPr>
+      <w:r>
+        <w:rPr>
+          <w:b/>
+          <w:bCs/>
+        </w:rPr>
+        <w:t>Q4</w:t>
+      </w:r>
+      <w:r>
+        <w:t xml:space="preserve"> — Compare ROW_NUMBER vs RANK vs DENSE_RANK side by side</w:t>
+      </w:r>
+    </w:p>
+    <w:p>
+      <w:pPr>
+        <w:pStyle w:val="NormalWeb"/>
+        <w:numPr>
+          <w:ilvl w:val="0"/>
+          <w:numId w:val="13"/>
+        </w:numPr>
+      </w:pPr>
+      <w:r>
+        <w:rPr>
+          <w:b/>
+          <w:bCs/>
+        </w:rPr>
+        <w:t>Q5</w:t>
+      </w:r>
+      <w:r>
+        <w:t xml:space="preserve"> — Find the employee with the 2nd highest salary</w:t>
+      </w:r>
+    </w:p>
+    <w:p>
+      <w:pPr>
+        <w:pStyle w:val="NormalWeb"/>
+        <w:numPr>
+          <w:ilvl w:val="0"/>
+          <w:numId w:val="13"/>
+        </w:numPr>
+      </w:pPr>
+      <w:r>
+        <w:rPr>
+          <w:b/>
+          <w:bCs/>
+        </w:rPr>
+        <w:t>Q6</w:t>
+      </w:r>
+      <w:r>
+        <w:t xml:space="preserve"> — Display each employee's rank within their department based on salary</w:t>
+      </w:r>
+    </w:p>
+    <w:p>
+      <w:pPr>
+        <w:pStyle w:val="NormalWeb"/>
+        <w:numPr>
+          <w:ilvl w:val="0"/>
+          <w:numId w:val="13"/>
+        </w:numPr>
+      </w:pPr>
+      <w:r>
+        <w:rPr>
+          <w:b/>
+          <w:bCs/>
+        </w:rPr>
+        <w:t>Q7</w:t>
+      </w:r>
+      <w:r>
+        <w:t xml:space="preserve"> — Find the highest-paid employee from each department</w:t>
+      </w:r>
+    </w:p>
+    <w:p>
+      <w:pPr>
+        <w:pStyle w:val="NormalWeb"/>
+        <w:numPr>
+          <w:ilvl w:val="0"/>
+          <w:numId w:val="13"/>
+        </w:numPr>
+      </w:pPr>
+      <w:r>
+        <w:rPr>
+          <w:b/>
+          <w:bCs/>
+        </w:rPr>
+        <w:t>Q8</w:t>
+      </w:r>
+      <w:r>
+        <w:t xml:space="preserve"> — Find employees earning more than the previous employee</w:t>
+      </w:r>
+    </w:p>
+    <w:p>
+      <w:pPr>
+        <w:pStyle w:val="NormalWeb"/>
+        <w:numPr>
+          <w:ilvl w:val="0"/>
+          <w:numId w:val="13"/>
+        </w:numPr>
+      </w:pPr>
+      <w:r>
+        <w:rPr>
+          <w:b/>
+          <w:bCs/>
+        </w:rPr>
+        <w:t>Q9</w:t>
+      </w:r>
+      <w:r>
+        <w:t xml:space="preserve"> — Find employees earning less than the next employee</w:t>
+      </w:r>
+    </w:p>
+    <w:p>
+      <w:pPr>
+        <w:pStyle w:val="NormalWeb"/>
+        <w:numPr>
+          <w:ilvl w:val="0"/>
+          <w:numId w:val="13"/>
+        </w:numPr>
+      </w:pPr>
+      <w:r>
+        <w:rPr>
+          <w:b/>
+          <w:bCs/>
+        </w:rPr>
+        <w:t>Q10</w:t>
+      </w:r>
+      <w:r>
+        <w:t xml:space="preserve"> — Display the salary difference between each employee and the previous employee</w:t>
+      </w:r>
+    </w:p>
+    <w:p>
+      <w:pPr>
+        <w:pStyle w:val="NormalWeb"/>
+        <w:numPr>
+          <w:ilvl w:val="0"/>
+          <w:numId w:val="13"/>
+        </w:numPr>
+      </w:pPr>
+      <w:r>
+        <w:rPr>
+          <w:b/>
+          <w:bCs/>
+        </w:rPr>
+        <w:t>Q11</w:t>
+      </w:r>
+      <w:r>
+        <w:t xml:space="preserve"> — LAG vs LEAD — side-by-side comparison</w:t>
+      </w:r>
+    </w:p>
+    <w:p>
+      <w:pPr>
+        <w:pStyle w:val="NormalWeb"/>
+        <w:numPr>
+          <w:ilvl w:val="0"/>
+          <w:numId w:val="13"/>
+        </w:numPr>
+      </w:pPr>
+      <w:r>
+        <w:rPr>
+          <w:b/>
+          <w:bCs/>
+        </w:rPr>
+        <w:t>Q12</w:t>
+      </w:r>
+      <w:r>
+        <w:t xml:space="preserve"> — GROUP BY vs PARTITION BY — side-by-side comparison</w:t>
+      </w:r>
+    </w:p>
+    <w:p>
+      <w:pPr>
+        <w:pStyle w:val="NormalWeb"/>
+        <w:numPr>
+          <w:ilvl w:val="0"/>
+          <w:numId w:val="13"/>
+        </w:numPr>
+      </w:pPr>
+      <w:r>
+        <w:rPr>
+          <w:b/>
+          <w:bCs/>
+        </w:rPr>
+        <w:t>Q13</w:t>
+      </w:r>
+      <w:r>
+        <w:t xml:space="preserve"> — Find departments where multiple employees share the same salary rank</w:t>
+      </w:r>
+    </w:p>
+    <w:p>
+      <w:pPr>
+        <w:pStyle w:val="NormalWeb"/>
+        <w:numPr>
+          <w:ilvl w:val="0"/>
+          <w:numId w:val="13"/>
+        </w:numPr>
+      </w:pPr>
+      <w:r>
+        <w:rPr>
+          <w:b/>
+          <w:bCs/>
+        </w:rPr>
+        <w:t>Q14</w:t>
+      </w:r>
+      <w:r>
+        <w:t xml:space="preserve"> — Display each employee along with the total salary expense of their department</w:t>
+      </w:r>
+    </w:p>
+    <w:p>
+      <w:pPr>
+        <w:pStyle w:val="NormalWeb"/>
+        <w:numPr>
+          <w:ilvl w:val="0"/>
+          <w:numId w:val="13"/>
+        </w:numPr>
+      </w:pPr>
+      <w:r>
+        <w:rPr>
+          <w:b/>
+          <w:bCs/>
+        </w:rPr>
+        <w:t>Q15</w:t>
+      </w:r>
+      <w:r>
+        <w:t xml:space="preserve"> — Display a running total of salaries within each department</w:t>
+      </w:r>
+    </w:p>
+    <w:p>
+      <w:pPr>
+        <w:pStyle w:val="NormalWeb"/>
+        <w:numPr>
+          <w:ilvl w:val="0"/>
+          <w:numId w:val="13"/>
+        </w:numPr>
+      </w:pPr>
+      <w:r>
+        <w:rPr>
+          <w:b/>
+          <w:bCs/>
+        </w:rPr>
+        <w:t>Q16</w:t>
+      </w:r>
+      <w:r>
+        <w:t xml:space="preserve"> — Find employees earning more than the average salary of their department</w:t>
+      </w:r>
+    </w:p>
+    <w:p>
+      <w:pPr>
+        <w:pStyle w:val="Heading2"/>
+      </w:pPr>
+    </w:p>
+    <w:p>
+      <w:pPr>
+        <w:pStyle w:val="Heading2"/>
+      </w:pPr>
+      <w:r>
+        <w:t>Common Table Expressions (CTEs) &amp; Advanced Patterns</w:t>
+      </w:r>
+    </w:p>
+    <w:p>
+      <w:pPr>
+        <w:pStyle w:val="NormalWeb"/>
+        <w:numPr>
+          <w:ilvl w:val="0"/>
+          <w:numId w:val="14"/>
+        </w:numPr>
+      </w:pPr>
+      <w:r>
+        <w:rPr>
+          <w:b/>
+          <w:bCs/>
+        </w:rPr>
+        <w:t>Q1</w:t>
+      </w:r>
+      <w:r>
+        <w:t xml:space="preserve"> — Using a CTE, find departments having more than 5 employees.</w:t>
+      </w:r>
+    </w:p>
+    <w:p>
+      <w:pPr>
+        <w:pStyle w:val="NormalWeb"/>
+        <w:numPr>
+          <w:ilvl w:val="0"/>
+          <w:numId w:val="14"/>
+        </w:numPr>
+      </w:pPr>
+      <w:r>
+        <w:rPr>
+          <w:b/>
+          <w:bCs/>
+        </w:rPr>
+        <w:t>Q2</w:t>
+      </w:r>
+      <w:r>
+        <w:t xml:space="preserve"> — Using Multiple CTEs, find departments whose average salary is greater than the company average salary.</w:t>
+      </w:r>
+    </w:p>
+    <w:p>
+      <w:pPr>
+        <w:pStyle w:val="NormalWeb"/>
+        <w:numPr>
+          <w:ilvl w:val="0"/>
+          <w:numId w:val="14"/>
+        </w:numPr>
+      </w:pPr>
+      <w:r>
+        <w:rPr>
+          <w:b/>
+          <w:bCs/>
+        </w:rPr>
+        <w:t>Q3</w:t>
+      </w:r>
+      <w:r>
+        <w:t xml:space="preserve"> — Using a CTE, find employees who have received more than one bonus.</w:t>
+      </w:r>
+    </w:p>
+    <w:p>
+      <w:pPr>
+        <w:pStyle w:val="NormalWeb"/>
+        <w:numPr>
+          <w:ilvl w:val="0"/>
+          <w:numId w:val="14"/>
+        </w:numPr>
+      </w:pPr>
+      <w:r>
+        <w:rPr>
+          <w:b/>
+          <w:bCs/>
+        </w:rPr>
+        <w:t>Q4</w:t>
+      </w:r>
+      <w:r>
+        <w:t xml:space="preserve"> — Using a CTE, find the top 2 highest-paid employees from each department.</w:t>
+      </w:r>
+    </w:p>
+    <w:p>
+      <w:pPr>
+        <w:pStyle w:val="NormalWeb"/>
+        <w:numPr>
+          <w:ilvl w:val="0"/>
+          <w:numId w:val="14"/>
+        </w:numPr>
+      </w:pPr>
+      <w:r>
+        <w:rPr>
+          <w:b/>
+          <w:bCs/>
+        </w:rPr>
+        <w:t>Q5</w:t>
+      </w:r>
+      <w:r>
+        <w:t xml:space="preserve"> — Using Multiple CTEs, find employees whose salary is greater than the average salary of their department, and display their department rank.</w:t>
+      </w:r>
+    </w:p>
+    <w:p>
+      <w:pPr>
+        <w:pStyle w:val="NormalWeb"/>
+      </w:pPr>
+    </w:p>
+    <w:p>
+      <w:pPr>
+        <w:pStyle w:val="NormalWeb"/>
+      </w:pPr>
+    </w:p>
+    <w:p>
+      <w:pPr>
+        <w:pStyle w:val="NormalWeb"/>
+      </w:pPr>
+    </w:p>
+    <w:p>
+      <w:pPr>
+        <w:pStyle w:val="NormalWeb"/>
+      </w:pPr>
+    </w:p>
+    <w:p>
+      <w:pPr>
+        <w:pStyle w:val="NormalWeb"/>
+      </w:pPr>
+    </w:p>
+    <w:p>
+      <w:pPr>
+        <w:pStyle w:val="NormalWeb"/>
+      </w:pPr>
+    </w:p>
+    <w:p>
+      <w:pPr>
+        <w:pStyle w:val="NormalWeb"/>
+      </w:pPr>
+    </w:p>
+    <w:p>
+      <w:pPr>
+        <w:pStyle w:val="Heading2"/>
+      </w:pPr>
+      <w:r>
+        <w:lastRenderedPageBreak/>
+        <w:t>String, Date Functions &amp; CASE Statements</w:t>
+      </w:r>
+    </w:p>
+    <w:p>
+      <w:pPr>
+        <w:pStyle w:val="NormalWeb"/>
+        <w:spacing w:before="0" w:beforeAutospacing="0" w:after="0" w:afterAutospacing="0"/>
+      </w:pPr>
+      <w:r>
+        <w:t>Q1. Display employee name in uppercase along with the length of the employee name.</w:t>
+      </w:r>
+    </w:p>
+    <w:p>
+      <w:pPr>
+        <w:pStyle w:val="NormalWeb"/>
+        <w:spacing w:before="0" w:beforeAutospacing="0" w:after="0" w:afterAutospacing="0"/>
+      </w:pPr>
+      <w:r>
+        <w:t>Q2. Display employee details in the format: Raj Sharma (raj.sharma@company.com) - Mumbai</w:t>
+      </w:r>
+    </w:p>
+    <w:p>
+      <w:pPr>
+        <w:pStyle w:val="NormalWeb"/>
+        <w:spacing w:before="0" w:beforeAutospacing="0" w:after="0" w:afterAutospacing="0"/>
+      </w:pPr>
+      <w:r>
+        <w:t>Q3. Extract the username from employee email addresses.</w:t>
+      </w:r>
+    </w:p>
+    <w:p>
+      <w:pPr>
+        <w:pStyle w:val="NormalWeb"/>
+        <w:spacing w:before="0" w:beforeAutospacing="0" w:after="0" w:afterAutospacing="0"/>
+      </w:pPr>
+      <w:r>
+        <w:t>Q4. Find employees whose email domain is gmail.com.</w:t>
+      </w:r>
+    </w:p>
+    <w:p>
+      <w:pPr>
+        <w:pStyle w:val="NormalWeb"/>
+        <w:spacing w:before="0" w:beforeAutospacing="0" w:after="0" w:afterAutospacing="0"/>
+      </w:pPr>
+      <w:r>
+        <w:t>Q5. Display employee initials (e.g., Raj Sharma -&gt; RS, Priya Mehta -&gt; PM).</w:t>
+      </w:r>
+    </w:p>
+    <w:p>
+      <w:pPr>
+        <w:pStyle w:val="NormalWeb"/>
+        <w:spacing w:before="0" w:beforeAutospacing="0" w:after="0" w:afterAutospacing="0"/>
+      </w:pPr>
+      <w:r>
+        <w:t>Q6. Find employees who joined in the last 30 days.</w:t>
+      </w:r>
+    </w:p>
+    <w:p>
+      <w:pPr>
+        <w:pStyle w:val="NormalWeb"/>
+        <w:spacing w:before="0" w:beforeAutospacing="0" w:after="0" w:afterAutospacing="0"/>
+      </w:pPr>
+      <w:r>
+        <w:t>Q7. Find employees who have completed more than 5 years in the company.</w:t>
+      </w:r>
+    </w:p>
+    <w:p>
+      <w:pPr>
+        <w:pStyle w:val="NormalWeb"/>
+        <w:spacing w:before="0" w:beforeAutospacing="0" w:after="0" w:afterAutospacing="0"/>
+      </w:pPr>
+      <w:r>
+        <w:t>Q8. Display employee name, joining year, joining month name, and total years of experience.</w:t>
+      </w:r>
+    </w:p>
+    <w:p>
+      <w:pPr>
+        <w:pStyle w:val="NormalWeb"/>
+        <w:spacing w:before="0" w:beforeAutospacing="0" w:after="0" w:afterAutospacing="0"/>
+      </w:pPr>
+      <w:r>
+        <w:t>Q9. Display bonus details along with the day name on which the bonus was awarded.</w:t>
+      </w:r>
+    </w:p>
+    <w:p>
+      <w:pPr>
+        <w:pStyle w:val="NormalWeb"/>
+        <w:spacing w:before="0" w:beforeAutospacing="0" w:after="0" w:afterAutospacing="0"/>
+      </w:pPr>
+      <w:r>
+        <w:t>Q10. Display all projects along with their start date in the format: 01-Jan-2025.</w:t>
+      </w:r>
+    </w:p>
+    <w:p>
+      <w:pPr>
+        <w:pStyle w:val="NormalWeb"/>
+        <w:spacing w:before="0" w:beforeAutospacing="0" w:after="0" w:afterAutospacing="0"/>
+      </w:pPr>
+      <w:r>
+        <w:t>Q11. Categorize employees based on salary.</w:t>
+      </w:r>
+    </w:p>
+    <w:p>
+      <w:pPr>
+        <w:pStyle w:val="NormalWeb"/>
+        <w:spacing w:before="0" w:beforeAutospacing="0" w:after="0" w:afterAutospacing="0"/>
+      </w:pPr>
+      <w:r>
+        <w:t xml:space="preserve">     Conditions:</w:t>
+      </w:r>
+    </w:p>
+    <w:p>
+      <w:pPr>
+        <w:pStyle w:val="NormalWeb"/>
+        <w:spacing w:before="0" w:beforeAutospacing="0" w:after="0" w:afterAutospacing="0"/>
+      </w:pPr>
+      <w:r>
+        <w:t xml:space="preserve">     - Salary &gt;= 100000 -&gt; 'High Salary'</w:t>
+      </w:r>
+    </w:p>
+    <w:p>
+      <w:pPr>
+        <w:pStyle w:val="NormalWeb"/>
+        <w:spacing w:before="0" w:beforeAutospacing="0" w:after="0" w:afterAutospacing="0"/>
+      </w:pPr>
+      <w:r>
+        <w:t xml:space="preserve">     - Salary BETWEEN 60000 AND 99999 -&gt; 'Medium Salary'</w:t>
+      </w:r>
+    </w:p>
+    <w:p>
+      <w:pPr>
+        <w:pStyle w:val="NormalWeb"/>
+        <w:spacing w:before="0" w:beforeAutospacing="0" w:after="0" w:afterAutospacing="0"/>
+      </w:pPr>
+      <w:r>
+        <w:t xml:space="preserve">     - Else -&gt; 'Low Salary'</w:t>
+      </w:r>
+    </w:p>
+    <w:p>
+      <w:pPr>
+        <w:pStyle w:val="NormalWeb"/>
+        <w:spacing w:before="0" w:beforeAutospacing="0" w:after="0" w:afterAutospacing="0"/>
+      </w:pPr>
+    </w:p>
+    <w:p>
+      <w:pPr>
+        <w:pStyle w:val="NormalWeb"/>
+        <w:spacing w:before="0" w:beforeAutospacing="0" w:after="0" w:afterAutospacing="0"/>
+      </w:pPr>
+      <w:r>
+        <w:t>Q12. Categorize employees based on experience.</w:t>
+      </w:r>
+    </w:p>
+    <w:p>
+      <w:pPr>
+        <w:pStyle w:val="NormalWeb"/>
+        <w:spacing w:before="0" w:beforeAutospacing="0" w:after="0" w:afterAutospacing="0"/>
+      </w:pPr>
+      <w:r>
+        <w:t xml:space="preserve">     Conditions:</w:t>
+      </w:r>
+    </w:p>
+    <w:p>
+      <w:pPr>
+        <w:pStyle w:val="NormalWeb"/>
+        <w:spacing w:before="0" w:beforeAutospacing="0" w:after="0" w:afterAutospacing="0"/>
+      </w:pPr>
+      <w:r>
+        <w:t xml:space="preserve">     - 0 to 2 Years -&gt; 'Junior'</w:t>
+      </w:r>
+    </w:p>
+    <w:p>
+      <w:pPr>
+        <w:pStyle w:val="NormalWeb"/>
+        <w:spacing w:before="0" w:beforeAutospacing="0" w:after="0" w:afterAutospacing="0"/>
+      </w:pPr>
+      <w:r>
+        <w:t xml:space="preserve">     - 3 to 5 Years -&gt; '</w:t>
+      </w:r>
+      <w:proofErr w:type="spellStart"/>
+      <w:r>
+        <w:t>Mid Level</w:t>
+      </w:r>
+      <w:proofErr w:type="spellEnd"/>
+      <w:r>
+        <w:t>'</w:t>
+      </w:r>
+    </w:p>
+    <w:p>
+      <w:pPr>
+        <w:pStyle w:val="NormalWeb"/>
+        <w:spacing w:before="0" w:beforeAutospacing="0" w:after="0" w:afterAutospacing="0"/>
+      </w:pPr>
+      <w:r>
+        <w:t xml:space="preserve">     - More than 5 Years -&gt; 'Senior'</w:t>
+      </w:r>
+    </w:p>
+    <w:p>
+      <w:pPr>
+        <w:pStyle w:val="NormalWeb"/>
+        <w:spacing w:before="0" w:beforeAutospacing="0" w:after="0" w:afterAutospacing="0"/>
+      </w:pPr>
+    </w:p>
+    <w:p>
+      <w:pPr>
+        <w:pStyle w:val="NormalWeb"/>
+        <w:spacing w:before="0" w:beforeAutospacing="0" w:after="0" w:afterAutospacing="0"/>
+      </w:pPr>
+      <w:r>
+        <w:t>Q13. Find the total number of Active employees using CASE statement.</w:t>
+      </w:r>
+    </w:p>
+    <w:p>
+      <w:pPr>
+        <w:pStyle w:val="NormalWeb"/>
+        <w:spacing w:before="0" w:beforeAutospacing="0" w:after="0" w:afterAutospacing="0"/>
+      </w:pPr>
+    </w:p>
+    <w:p>
+      <w:pPr>
+        <w:pStyle w:val="NormalWeb"/>
+        <w:spacing w:before="0" w:beforeAutospacing="0" w:after="0" w:afterAutospacing="0"/>
+      </w:pPr>
+      <w:r>
+        <w:t>Q14. Display project status with business-friendly labels.</w:t>
+      </w:r>
+    </w:p>
+    <w:p>
+      <w:pPr>
+        <w:pStyle w:val="NormalWeb"/>
+        <w:spacing w:before="0" w:beforeAutospacing="0" w:after="0" w:afterAutospacing="0"/>
+      </w:pPr>
+      <w:r>
+        <w:t xml:space="preserve">     Conditions:</w:t>
+      </w:r>
+    </w:p>
+    <w:p>
+      <w:pPr>
+        <w:pStyle w:val="NormalWeb"/>
+        <w:spacing w:before="0" w:beforeAutospacing="0" w:after="0" w:afterAutospacing="0"/>
+      </w:pPr>
+      <w:r>
+        <w:t xml:space="preserve">     - 'Ongoing' -&gt; 'In Progress'</w:t>
+      </w:r>
+    </w:p>
+    <w:p>
+      <w:pPr>
+        <w:pStyle w:val="NormalWeb"/>
+        <w:spacing w:before="0" w:beforeAutospacing="0" w:after="0" w:afterAutospacing="0"/>
+      </w:pPr>
+      <w:r>
+        <w:t xml:space="preserve">     - 'Completed' -&gt; 'Successfully Delivered'</w:t>
+      </w:r>
+    </w:p>
+    <w:p>
+      <w:pPr>
+        <w:pStyle w:val="NormalWeb"/>
+        <w:spacing w:before="0" w:beforeAutospacing="0" w:after="0" w:afterAutospacing="0"/>
+      </w:pPr>
+      <w:r>
+        <w:t xml:space="preserve">     - 'On Hold' -&gt; 'Awaiting Approval'</w:t>
+      </w:r>
+    </w:p>
+    <w:p>
+      <w:pPr>
+        <w:pStyle w:val="NormalWeb"/>
+        <w:spacing w:before="0" w:beforeAutospacing="0" w:after="0" w:afterAutospacing="0"/>
+      </w:pPr>
+    </w:p>
+    <w:p>
+      <w:pPr>
+        <w:pStyle w:val="NormalWeb"/>
+        <w:spacing w:before="0" w:beforeAutospacing="0" w:after="0" w:afterAutospacing="0"/>
+      </w:pPr>
+      <w:r>
+        <w:t>Q15. Display employee names along with a custom message.</w:t>
+      </w:r>
+    </w:p>
+    <w:p>
+      <w:pPr>
+        <w:pStyle w:val="NormalWeb"/>
+        <w:spacing w:before="0" w:beforeAutospacing="0" w:after="0" w:afterAutospacing="0"/>
+      </w:pPr>
+      <w:r>
+        <w:t xml:space="preserve">     Conditions:</w:t>
+      </w:r>
+    </w:p>
+    <w:p>
+      <w:pPr>
+        <w:pStyle w:val="NormalWeb"/>
+        <w:spacing w:before="0" w:beforeAutospacing="0" w:after="0" w:afterAutospacing="0"/>
+      </w:pPr>
+      <w:r>
+        <w:t xml:space="preserve">     - Active AND Salary &gt; 100000 -&gt; 'Star Employee'</w:t>
+      </w:r>
+    </w:p>
+    <w:p>
+      <w:pPr>
+        <w:pStyle w:val="NormalWeb"/>
+        <w:spacing w:before="0" w:beforeAutospacing="0" w:after="0" w:afterAutospacing="0"/>
+      </w:pPr>
+      <w:r>
+        <w:t xml:space="preserve">     - Active -&gt; 'Active Employee'</w:t>
+      </w:r>
+    </w:p>
+    <w:p>
+      <w:pPr>
+        <w:pStyle w:val="NormalWeb"/>
+        <w:spacing w:before="0" w:beforeAutospacing="0" w:after="0" w:afterAutospacing="0"/>
+      </w:pPr>
+      <w:r>
+        <w:t xml:space="preserve">     - Else -&gt; 'Needs Attention'</w:t>
+      </w:r>
+    </w:p>
+    <w:p>
+      <w:pPr>
+        <w:pStyle w:val="NormalWeb"/>
+      </w:pPr>
+    </w:p>
+    <w:p>
+      <w:pPr>
+        <w:pStyle w:val="NormalWeb"/>
+      </w:pPr>
+    </w:p>
+    <w:p>
+      <w:pPr>
+        <w:pStyle w:val="NormalWeb"/>
+      </w:pPr>
+    </w:p>
+    <w:p>
+      <w:pPr>
+        <w:pStyle w:val="NormalWeb"/>
+      </w:pPr>
+    </w:p>
+    <w:p>
+      <w:pPr>
+        <w:pStyle w:val="Heading2"/>
+      </w:pPr>
+      <w:r>
+        <w:lastRenderedPageBreak/>
+        <w:t>SQL Views &amp; Advanced Patterns</w:t>
+      </w:r>
+    </w:p>
+    <w:p>
+      <w:pPr>
+        <w:pStyle w:val="NormalWeb"/>
+        <w:numPr>
+          <w:ilvl w:val="0"/>
+          <w:numId w:val="16"/>
+        </w:numPr>
+      </w:pPr>
+      <w:r>
+        <w:rPr>
+          <w:b/>
+          <w:bCs/>
+        </w:rPr>
+        <w:t>Q1</w:t>
+      </w:r>
+      <w:r>
+        <w:t xml:space="preserve"> — Create a view to display all Active employees.</w:t>
+      </w:r>
+    </w:p>
+    <w:p>
+      <w:pPr>
+        <w:pStyle w:val="NormalWeb"/>
+        <w:numPr>
+          <w:ilvl w:val="0"/>
+          <w:numId w:val="16"/>
+        </w:numPr>
+      </w:pPr>
+      <w:r>
+        <w:rPr>
+          <w:b/>
+          <w:bCs/>
+        </w:rPr>
+        <w:t>Q2</w:t>
+      </w:r>
+      <w:r>
+        <w:t xml:space="preserve"> — Create a view to display employee name, department, and salary of employees earning more than ₹70,000.</w:t>
+      </w:r>
+    </w:p>
+    <w:p>
+      <w:pPr>
+        <w:pStyle w:val="NormalWeb"/>
+        <w:numPr>
+          <w:ilvl w:val="0"/>
+          <w:numId w:val="16"/>
+        </w:numPr>
+      </w:pPr>
+      <w:r>
+        <w:rPr>
+          <w:b/>
+          <w:bCs/>
+        </w:rPr>
+        <w:t>Q3</w:t>
+      </w:r>
+      <w:r>
+        <w:t xml:space="preserve"> — Create a view to display each employee along with their manager's name.</w:t>
+      </w:r>
+    </w:p>
+    <w:p>
+      <w:pPr>
+        <w:pStyle w:val="NormalWeb"/>
+        <w:numPr>
+          <w:ilvl w:val="0"/>
+          <w:numId w:val="16"/>
+        </w:numPr>
+      </w:pPr>
+      <w:r>
+        <w:rPr>
+          <w:b/>
+          <w:bCs/>
+        </w:rPr>
+        <w:t>Q4</w:t>
+      </w:r>
+      <w:r>
+        <w:t xml:space="preserve"> — Create a view to display the total number of employees in each department.</w:t>
+      </w:r>
+    </w:p>
+    <w:p>
+      <w:pPr>
+        <w:pStyle w:val="NormalWeb"/>
+        <w:numPr>
+          <w:ilvl w:val="0"/>
+          <w:numId w:val="16"/>
+        </w:numPr>
+      </w:pPr>
+      <w:r>
+        <w:rPr>
+          <w:b/>
+          <w:bCs/>
+        </w:rPr>
+        <w:t>Q5</w:t>
+      </w:r>
+      <w:r>
+        <w:t xml:space="preserve"> — Create a view to display the highest-paid employee from each department.</w:t>
+      </w:r>
+    </w:p>
+    <w:p>
+      <w:pPr>
+        <w:pStyle w:val="Heading2"/>
+      </w:pPr>
+      <w:r>
+        <w:t>Stored Procedures &amp; Advanced Patterns</w:t>
+      </w:r>
+    </w:p>
+    <w:p>
+      <w:pPr>
+        <w:pStyle w:val="NormalWeb"/>
+        <w:numPr>
+          <w:ilvl w:val="0"/>
+          <w:numId w:val="17"/>
+        </w:numPr>
+      </w:pPr>
+      <w:r>
+        <w:rPr>
+          <w:b/>
+          <w:bCs/>
+        </w:rPr>
+        <w:t>Q1</w:t>
+      </w:r>
+      <w:r>
+        <w:t xml:space="preserve"> — Create a Stored Procedure to display all Active employees.</w:t>
+      </w:r>
+    </w:p>
+    <w:p>
+      <w:pPr>
+        <w:pStyle w:val="NormalWeb"/>
+        <w:numPr>
+          <w:ilvl w:val="0"/>
+          <w:numId w:val="17"/>
+        </w:numPr>
+      </w:pPr>
+      <w:r>
+        <w:rPr>
+          <w:b/>
+          <w:bCs/>
+        </w:rPr>
+        <w:t>Q2</w:t>
+      </w:r>
+      <w:r>
+        <w:t xml:space="preserve"> — Create a Stored Procedure that accepts a department name and displays employees of that department.</w:t>
+      </w:r>
+    </w:p>
+    <w:p>
+      <w:pPr>
+        <w:pStyle w:val="NormalWeb"/>
+        <w:numPr>
+          <w:ilvl w:val="0"/>
+          <w:numId w:val="17"/>
+        </w:numPr>
+      </w:pPr>
+      <w:r>
+        <w:rPr>
+          <w:b/>
+          <w:bCs/>
+        </w:rPr>
+        <w:t>Q3</w:t>
+      </w:r>
+      <w:r>
+        <w:t xml:space="preserve"> — Create a Stored Procedure to add ₹1,000 to the salary of all employees in a department, then display the updated rows.</w:t>
+      </w:r>
+    </w:p>
+    <w:p>
+      <w:pPr>
+        <w:pStyle w:val="NormalWeb"/>
+        <w:numPr>
+          <w:ilvl w:val="0"/>
+          <w:numId w:val="17"/>
+        </w:numPr>
+      </w:pPr>
+      <w:r>
+        <w:rPr>
+          <w:b/>
+          <w:bCs/>
+        </w:rPr>
+        <w:t>Q4</w:t>
+      </w:r>
+      <w:r>
+        <w:t xml:space="preserve"> — Create a Stored Procedure to return the total number of employees.</w:t>
+      </w:r>
+    </w:p>
+    <w:p>
+      <w:pPr>
+        <w:pStyle w:val="Heading2"/>
+      </w:pPr>
+      <w:r>
+        <w:t>SQL Indexes &amp; Performance</w:t>
+      </w:r>
+    </w:p>
+    <w:p>
+      <w:pPr>
+        <w:pStyle w:val="NormalWeb"/>
+        <w:numPr>
+          <w:ilvl w:val="0"/>
+          <w:numId w:val="18"/>
+        </w:numPr>
+      </w:pPr>
+      <w:r>
+        <w:rPr>
+          <w:b/>
+          <w:bCs/>
+        </w:rPr>
+        <w:t>Q1</w:t>
+      </w:r>
+      <w:r>
+        <w:t xml:space="preserve"> — Create a Single-Column Index</w:t>
+      </w:r>
+    </w:p>
+    <w:p>
+      <w:pPr>
+        <w:pStyle w:val="NormalWeb"/>
+        <w:numPr>
+          <w:ilvl w:val="0"/>
+          <w:numId w:val="18"/>
+        </w:numPr>
+      </w:pPr>
+      <w:r>
+        <w:rPr>
+          <w:b/>
+          <w:bCs/>
+        </w:rPr>
+        <w:t>Q2</w:t>
+      </w:r>
+      <w:r>
+        <w:t xml:space="preserve"> — Create a Composite Index</w:t>
+      </w:r>
+    </w:p>
+    <w:p>
+      <w:pPr>
+        <w:pStyle w:val="NormalWeb"/>
+        <w:numPr>
+          <w:ilvl w:val="0"/>
+          <w:numId w:val="18"/>
+        </w:numPr>
+      </w:pPr>
+      <w:r>
+        <w:rPr>
+          <w:b/>
+          <w:bCs/>
+        </w:rPr>
+        <w:t>Q3</w:t>
+      </w:r>
+      <w:r>
+        <w:t xml:space="preserve"> — Create a UNIQUE Index</w:t>
+      </w:r>
+    </w:p>
+    <w:p>
+      <w:pPr>
+        <w:pStyle w:val="NormalWeb"/>
+        <w:numPr>
+          <w:ilvl w:val="0"/>
+          <w:numId w:val="18"/>
+        </w:numPr>
+      </w:pPr>
+      <w:r>
+        <w:rPr>
+          <w:b/>
+          <w:bCs/>
+        </w:rPr>
+        <w:t>Q4</w:t>
+      </w:r>
+      <w:r>
+        <w:t xml:space="preserve"> — Create a Prefix Index</w:t>
+      </w:r>
+    </w:p>
+    <w:p>
+      <w:pPr>
+        <w:pStyle w:val="NormalWeb"/>
+        <w:numPr>
+          <w:ilvl w:val="0"/>
+          <w:numId w:val="18"/>
+        </w:numPr>
+      </w:pPr>
+      <w:r>
+        <w:rPr>
+          <w:b/>
+          <w:bCs/>
+        </w:rPr>
+        <w:t>Q5</w:t>
+      </w:r>
+      <w:r>
+        <w:t xml:space="preserve"> — Remove an Index</w:t>
+      </w:r>
+    </w:p>
+    <w:p>
+      <w:pPr>
+        <w:pStyle w:val="NormalWeb"/>
+        <w:numPr>
+          <w:ilvl w:val="0"/>
+          <w:numId w:val="18"/>
+        </w:numPr>
+      </w:pPr>
+      <w:r>
+        <w:rPr>
+          <w:b/>
+          <w:bCs/>
+        </w:rPr>
+        <w:t>Q6</w:t>
+      </w:r>
+      <w:r>
+        <w:t xml:space="preserve"> — Check Existing Indexes</w:t>
+      </w:r>
+    </w:p>
+    <w:p>
+      <w:pPr>
+        <w:pStyle w:val="NormalWeb"/>
+        <w:numPr>
+          <w:ilvl w:val="0"/>
+          <w:numId w:val="18"/>
+        </w:numPr>
+      </w:pPr>
+      <w:r>
+        <w:rPr>
+          <w:b/>
+          <w:bCs/>
+        </w:rPr>
+        <w:t>Q7</w:t>
+      </w:r>
+      <w:r>
+        <w:t xml:space="preserve"> — Check Query Performance with EXPLAIN</w:t>
+      </w:r>
+    </w:p>
+    <w:p>
+      <w:pPr>
+        <w:pStyle w:val="NormalWeb"/>
+        <w:numPr>
+          <w:ilvl w:val="0"/>
+          <w:numId w:val="18"/>
+        </w:numPr>
+      </w:pPr>
+      <w:r>
+        <w:rPr>
+          <w:b/>
+          <w:bCs/>
+        </w:rPr>
+        <w:t>Q8</w:t>
+      </w:r>
+      <w:r>
+        <w:t xml:space="preserve"> — Measure Real Performance with EXPLAIN ANALYZE</w:t>
+      </w:r>
+    </w:p>
+    <w:p>
+      <w:pPr>
+        <w:pStyle w:val="NormalWeb"/>
+      </w:pPr>
+    </w:p>
+    <w:p>
+      <w:pPr>
+        <w:pStyle w:val="NormalWeb"/>
+      </w:pPr>
+    </w:p>
+    <w:p>
+      <w:pPr>
+        <w:pStyle w:val="NormalWeb"/>
+      </w:pPr>
+    </w:p>
+    <w:p>
+      <w:pPr>
+        <w:pStyle w:val="NormalWeb"/>
+      </w:pPr>
+    </w:p>
+    <w:p>
+      <w:pPr>
+        <w:pStyle w:val="NormalWeb"/>
+      </w:pPr>
+    </w:p>
+    <w:p>
+      <w:pPr>
+        <w:pStyle w:val="NormalWeb"/>
+      </w:pPr>
+    </w:p>
+    <w:p>
+      <w:pPr>
+        <w:pStyle w:val="NormalWeb"/>
+      </w:pPr>
+    </w:p>
+    <w:p>
+      <w:pPr>
+        <w:pStyle w:val="NormalWeb"/>
+      </w:pPr>
+    </w:p>
+    <w:p>
+      <w:pPr>
+        <w:pStyle w:val="NormalWeb"/>
+      </w:pPr>
+    </w:p>
+    <w:p>
+      <w:pPr>
+        <w:pStyle w:val="NormalWeb"/>
+      </w:pPr>
+    </w:p>
+    <w:p>
+      <w:pPr>
+        <w:pStyle w:val="NormalWeb"/>
+      </w:pPr>
+    </w:p>
+    <w:p>
+      <w:pPr>
+        <w:pStyle w:val="NormalWeb"/>
+      </w:pPr>
+    </w:p>
+    <w:p>
+      <w:pPr>
+        <w:pStyle w:val="NormalWeb"/>
       </w:pPr>
     </w:p>
     <w:sectPr>
@@ -1809,6 +3080,155 @@
     </w:lvl>
   </w:abstractNum>
   <w:abstractNum w:abstractNumId="1" w15:restartNumberingAfterBreak="0">
+    <w:nsid w:val="15B503B7"/>
+    <w:multiLevelType w:val="multilevel"/>
+    <w:tmpl w:val="48D22182"/>
+    <w:lvl w:ilvl="0">
+      <w:start w:val="1"/>
+      <w:numFmt w:val="bullet"/>
+      <w:lvlText w:val=""/>
+      <w:lvlJc w:val="left"/>
+      <w:pPr>
+        <w:tabs>
+          <w:tab w:val="num" w:pos="720"/>
+        </w:tabs>
+        <w:ind w:left="720" w:hanging="360"/>
+      </w:pPr>
+      <w:rPr>
+        <w:rFonts w:ascii="Symbol" w:hAnsi="Symbol" w:hint="default"/>
+        <w:sz w:val="20"/>
+      </w:rPr>
+    </w:lvl>
+    <w:lvl w:ilvl="1" w:tentative="1">
+      <w:start w:val="1"/>
+      <w:numFmt w:val="bullet"/>
+      <w:lvlText w:val="o"/>
+      <w:lvlJc w:val="left"/>
+      <w:pPr>
+        <w:tabs>
+          <w:tab w:val="num" w:pos="1440"/>
+        </w:tabs>
+        <w:ind w:left="1440" w:hanging="360"/>
+      </w:pPr>
+      <w:rPr>
+        <w:rFonts w:ascii="Courier New" w:hAnsi="Courier New" w:hint="default"/>
+        <w:sz w:val="20"/>
+      </w:rPr>
+    </w:lvl>
+    <w:lvl w:ilvl="2" w:tentative="1">
+      <w:start w:val="1"/>
+      <w:numFmt w:val="bullet"/>
+      <w:lvlText w:val=""/>
+      <w:lvlJc w:val="left"/>
+      <w:pPr>
+        <w:tabs>
+          <w:tab w:val="num" w:pos="2160"/>
+        </w:tabs>
+        <w:ind w:left="2160" w:hanging="360"/>
+      </w:pPr>
+      <w:rPr>
+        <w:rFonts w:ascii="Wingdings" w:hAnsi="Wingdings" w:hint="default"/>
+        <w:sz w:val="20"/>
+      </w:rPr>
+    </w:lvl>
+    <w:lvl w:ilvl="3" w:tentative="1">
+      <w:start w:val="1"/>
+      <w:numFmt w:val="bullet"/>
+      <w:lvlText w:val=""/>
+      <w:lvlJc w:val="left"/>
+      <w:pPr>
+        <w:tabs>
+          <w:tab w:val="num" w:pos="2880"/>
+        </w:tabs>
+        <w:ind w:left="2880" w:hanging="360"/>
+      </w:pPr>
+      <w:rPr>
+        <w:rFonts w:ascii="Wingdings" w:hAnsi="Wingdings" w:hint="default"/>
+        <w:sz w:val="20"/>
+      </w:rPr>
+    </w:lvl>
+    <w:lvl w:ilvl="4" w:tentative="1">
+      <w:start w:val="1"/>
+      <w:numFmt w:val="bullet"/>
+      <w:lvlText w:val=""/>
+      <w:lvlJc w:val="left"/>
+      <w:pPr>
+        <w:tabs>
+          <w:tab w:val="num" w:pos="3600"/>
+        </w:tabs>
+        <w:ind w:left="3600" w:hanging="360"/>
+      </w:pPr>
+      <w:rPr>
+        <w:rFonts w:ascii="Wingdings" w:hAnsi="Wingdings" w:hint="default"/>
+        <w:sz w:val="20"/>
+      </w:rPr>
+    </w:lvl>
+    <w:lvl w:ilvl="5" w:tentative="1">
+      <w:start w:val="1"/>
+      <w:numFmt w:val="bullet"/>
+      <w:lvlText w:val=""/>
+      <w:lvlJc w:val="left"/>
+      <w:pPr>
+        <w:tabs>
+          <w:tab w:val="num" w:pos="4320"/>
+        </w:tabs>
+        <w:ind w:left="4320" w:hanging="360"/>
+      </w:pPr>
+      <w:rPr>
+        <w:rFonts w:ascii="Wingdings" w:hAnsi="Wingdings" w:hint="default"/>
+        <w:sz w:val="20"/>
+      </w:rPr>
+    </w:lvl>
+    <w:lvl w:ilvl="6" w:tentative="1">
+      <w:start w:val="1"/>
+      <w:numFmt w:val="bullet"/>
+      <w:lvlText w:val=""/>
+      <w:lvlJc w:val="left"/>
+      <w:pPr>
+        <w:tabs>
+          <w:tab w:val="num" w:pos="5040"/>
+        </w:tabs>
+        <w:ind w:left="5040" w:hanging="360"/>
+      </w:pPr>
+      <w:rPr>
+        <w:rFonts w:ascii="Wingdings" w:hAnsi="Wingdings" w:hint="default"/>
+        <w:sz w:val="20"/>
+      </w:rPr>
+    </w:lvl>
+    <w:lvl w:ilvl="7" w:tentative="1">
+      <w:start w:val="1"/>
+      <w:numFmt w:val="bullet"/>
+      <w:lvlText w:val=""/>
+      <w:lvlJc w:val="left"/>
+      <w:pPr>
+        <w:tabs>
+          <w:tab w:val="num" w:pos="5760"/>
+        </w:tabs>
+        <w:ind w:left="5760" w:hanging="360"/>
+      </w:pPr>
+      <w:rPr>
+        <w:rFonts w:ascii="Wingdings" w:hAnsi="Wingdings" w:hint="default"/>
+        <w:sz w:val="20"/>
+      </w:rPr>
+    </w:lvl>
+    <w:lvl w:ilvl="8" w:tentative="1">
+      <w:start w:val="1"/>
+      <w:numFmt w:val="bullet"/>
+      <w:lvlText w:val=""/>
+      <w:lvlJc w:val="left"/>
+      <w:pPr>
+        <w:tabs>
+          <w:tab w:val="num" w:pos="6480"/>
+        </w:tabs>
+        <w:ind w:left="6480" w:hanging="360"/>
+      </w:pPr>
+      <w:rPr>
+        <w:rFonts w:ascii="Wingdings" w:hAnsi="Wingdings" w:hint="default"/>
+        <w:sz w:val="20"/>
+      </w:rPr>
+    </w:lvl>
+  </w:abstractNum>
+  <w:abstractNum w:abstractNumId="2" w15:restartNumberingAfterBreak="0">
     <w:nsid w:val="25C77138"/>
     <w:multiLevelType w:val="multilevel"/>
     <w:tmpl w:val="9FBEC406"/>
@@ -1957,7 +3377,156 @@
       </w:rPr>
     </w:lvl>
   </w:abstractNum>
-  <w:abstractNum w:abstractNumId="2" w15:restartNumberingAfterBreak="0">
+  <w:abstractNum w:abstractNumId="3" w15:restartNumberingAfterBreak="0">
+    <w:nsid w:val="25D8038D"/>
+    <w:multiLevelType w:val="multilevel"/>
+    <w:tmpl w:val="B67EB85E"/>
+    <w:lvl w:ilvl="0">
+      <w:start w:val="1"/>
+      <w:numFmt w:val="bullet"/>
+      <w:lvlText w:val=""/>
+      <w:lvlJc w:val="left"/>
+      <w:pPr>
+        <w:tabs>
+          <w:tab w:val="num" w:pos="720"/>
+        </w:tabs>
+        <w:ind w:left="720" w:hanging="360"/>
+      </w:pPr>
+      <w:rPr>
+        <w:rFonts w:ascii="Symbol" w:hAnsi="Symbol" w:hint="default"/>
+        <w:sz w:val="20"/>
+      </w:rPr>
+    </w:lvl>
+    <w:lvl w:ilvl="1" w:tentative="1">
+      <w:start w:val="1"/>
+      <w:numFmt w:val="bullet"/>
+      <w:lvlText w:val="o"/>
+      <w:lvlJc w:val="left"/>
+      <w:pPr>
+        <w:tabs>
+          <w:tab w:val="num" w:pos="1440"/>
+        </w:tabs>
+        <w:ind w:left="1440" w:hanging="360"/>
+      </w:pPr>
+      <w:rPr>
+        <w:rFonts w:ascii="Courier New" w:hAnsi="Courier New" w:hint="default"/>
+        <w:sz w:val="20"/>
+      </w:rPr>
+    </w:lvl>
+    <w:lvl w:ilvl="2" w:tentative="1">
+      <w:start w:val="1"/>
+      <w:numFmt w:val="bullet"/>
+      <w:lvlText w:val=""/>
+      <w:lvlJc w:val="left"/>
+      <w:pPr>
+        <w:tabs>
+          <w:tab w:val="num" w:pos="2160"/>
+        </w:tabs>
+        <w:ind w:left="2160" w:hanging="360"/>
+      </w:pPr>
+      <w:rPr>
+        <w:rFonts w:ascii="Wingdings" w:hAnsi="Wingdings" w:hint="default"/>
+        <w:sz w:val="20"/>
+      </w:rPr>
+    </w:lvl>
+    <w:lvl w:ilvl="3" w:tentative="1">
+      <w:start w:val="1"/>
+      <w:numFmt w:val="bullet"/>
+      <w:lvlText w:val=""/>
+      <w:lvlJc w:val="left"/>
+      <w:pPr>
+        <w:tabs>
+          <w:tab w:val="num" w:pos="2880"/>
+        </w:tabs>
+        <w:ind w:left="2880" w:hanging="360"/>
+      </w:pPr>
+      <w:rPr>
+        <w:rFonts w:ascii="Wingdings" w:hAnsi="Wingdings" w:hint="default"/>
+        <w:sz w:val="20"/>
+      </w:rPr>
+    </w:lvl>
+    <w:lvl w:ilvl="4" w:tentative="1">
+      <w:start w:val="1"/>
+      <w:numFmt w:val="bullet"/>
+      <w:lvlText w:val=""/>
+      <w:lvlJc w:val="left"/>
+      <w:pPr>
+        <w:tabs>
+          <w:tab w:val="num" w:pos="3600"/>
+        </w:tabs>
+        <w:ind w:left="3600" w:hanging="360"/>
+      </w:pPr>
+      <w:rPr>
+        <w:rFonts w:ascii="Wingdings" w:hAnsi="Wingdings" w:hint="default"/>
+        <w:sz w:val="20"/>
+      </w:rPr>
+    </w:lvl>
+    <w:lvl w:ilvl="5" w:tentative="1">
+      <w:start w:val="1"/>
+      <w:numFmt w:val="bullet"/>
+      <w:lvlText w:val=""/>
+      <w:lvlJc w:val="left"/>
+      <w:pPr>
+        <w:tabs>
+          <w:tab w:val="num" w:pos="4320"/>
+        </w:tabs>
+        <w:ind w:left="4320" w:hanging="360"/>
+      </w:pPr>
+      <w:rPr>
+        <w:rFonts w:ascii="Wingdings" w:hAnsi="Wingdings" w:hint="default"/>
+        <w:sz w:val="20"/>
+      </w:rPr>
+    </w:lvl>
+    <w:lvl w:ilvl="6" w:tentative="1">
+      <w:start w:val="1"/>
+      <w:numFmt w:val="bullet"/>
+      <w:lvlText w:val=""/>
+      <w:lvlJc w:val="left"/>
+      <w:pPr>
+        <w:tabs>
+          <w:tab w:val="num" w:pos="5040"/>
+        </w:tabs>
+        <w:ind w:left="5040" w:hanging="360"/>
+      </w:pPr>
+      <w:rPr>
+        <w:rFonts w:ascii="Wingdings" w:hAnsi="Wingdings" w:hint="default"/>
+        <w:sz w:val="20"/>
+      </w:rPr>
+    </w:lvl>
+    <w:lvl w:ilvl="7" w:tentative="1">
+      <w:start w:val="1"/>
+      <w:numFmt w:val="bullet"/>
+      <w:lvlText w:val=""/>
+      <w:lvlJc w:val="left"/>
+      <w:pPr>
+        <w:tabs>
+          <w:tab w:val="num" w:pos="5760"/>
+        </w:tabs>
+        <w:ind w:left="5760" w:hanging="360"/>
+      </w:pPr>
+      <w:rPr>
+        <w:rFonts w:ascii="Wingdings" w:hAnsi="Wingdings" w:hint="default"/>
+        <w:sz w:val="20"/>
+      </w:rPr>
+    </w:lvl>
+    <w:lvl w:ilvl="8" w:tentative="1">
+      <w:start w:val="1"/>
+      <w:numFmt w:val="bullet"/>
+      <w:lvlText w:val=""/>
+      <w:lvlJc w:val="left"/>
+      <w:pPr>
+        <w:tabs>
+          <w:tab w:val="num" w:pos="6480"/>
+        </w:tabs>
+        <w:ind w:left="6480" w:hanging="360"/>
+      </w:pPr>
+      <w:rPr>
+        <w:rFonts w:ascii="Wingdings" w:hAnsi="Wingdings" w:hint="default"/>
+        <w:sz w:val="20"/>
+      </w:rPr>
+    </w:lvl>
+  </w:abstractNum>
+  <w:abstractNum w:abstractNumId="4" w15:restartNumberingAfterBreak="0">
     <w:nsid w:val="2A3A3460"/>
     <w:multiLevelType w:val="multilevel"/>
     <w:tmpl w:val="15A6C8B6"/>
@@ -2106,7 +3675,7 @@
       </w:rPr>
     </w:lvl>
   </w:abstractNum>
-  <w:abstractNum w:abstractNumId="3" w15:restartNumberingAfterBreak="0">
+  <w:abstractNum w:abstractNumId="5" w15:restartNumberingAfterBreak="0">
     <w:nsid w:val="2F7840C0"/>
     <w:multiLevelType w:val="multilevel"/>
     <w:tmpl w:val="A1802060"/>
@@ -2255,7 +3824,305 @@
       </w:rPr>
     </w:lvl>
   </w:abstractNum>
-  <w:abstractNum w:abstractNumId="4" w15:restartNumberingAfterBreak="0">
+  <w:abstractNum w:abstractNumId="6" w15:restartNumberingAfterBreak="0">
+    <w:nsid w:val="33A6266E"/>
+    <w:multiLevelType w:val="multilevel"/>
+    <w:tmpl w:val="222C5CE0"/>
+    <w:lvl w:ilvl="0">
+      <w:start w:val="1"/>
+      <w:numFmt w:val="bullet"/>
+      <w:lvlText w:val=""/>
+      <w:lvlJc w:val="left"/>
+      <w:pPr>
+        <w:tabs>
+          <w:tab w:val="num" w:pos="720"/>
+        </w:tabs>
+        <w:ind w:left="720" w:hanging="360"/>
+      </w:pPr>
+      <w:rPr>
+        <w:rFonts w:ascii="Symbol" w:hAnsi="Symbol" w:hint="default"/>
+        <w:sz w:val="20"/>
+      </w:rPr>
+    </w:lvl>
+    <w:lvl w:ilvl="1" w:tentative="1">
+      <w:start w:val="1"/>
+      <w:numFmt w:val="bullet"/>
+      <w:lvlText w:val="o"/>
+      <w:lvlJc w:val="left"/>
+      <w:pPr>
+        <w:tabs>
+          <w:tab w:val="num" w:pos="1440"/>
+        </w:tabs>
+        <w:ind w:left="1440" w:hanging="360"/>
+      </w:pPr>
+      <w:rPr>
+        <w:rFonts w:ascii="Courier New" w:hAnsi="Courier New" w:hint="default"/>
+        <w:sz w:val="20"/>
+      </w:rPr>
+    </w:lvl>
+    <w:lvl w:ilvl="2" w:tentative="1">
+      <w:start w:val="1"/>
+      <w:numFmt w:val="bullet"/>
+      <w:lvlText w:val=""/>
+      <w:lvlJc w:val="left"/>
+      <w:pPr>
+        <w:tabs>
+          <w:tab w:val="num" w:pos="2160"/>
+        </w:tabs>
+        <w:ind w:left="2160" w:hanging="360"/>
+      </w:pPr>
+      <w:rPr>
+        <w:rFonts w:ascii="Wingdings" w:hAnsi="Wingdings" w:hint="default"/>
+        <w:sz w:val="20"/>
+      </w:rPr>
+    </w:lvl>
+    <w:lvl w:ilvl="3" w:tentative="1">
+      <w:start w:val="1"/>
+      <w:numFmt w:val="bullet"/>
+      <w:lvlText w:val=""/>
+      <w:lvlJc w:val="left"/>
+      <w:pPr>
+        <w:tabs>
+          <w:tab w:val="num" w:pos="2880"/>
+        </w:tabs>
+        <w:ind w:left="2880" w:hanging="360"/>
+      </w:pPr>
+      <w:rPr>
+        <w:rFonts w:ascii="Wingdings" w:hAnsi="Wingdings" w:hint="default"/>
+        <w:sz w:val="20"/>
+      </w:rPr>
+    </w:lvl>
+    <w:lvl w:ilvl="4" w:tentative="1">
+      <w:start w:val="1"/>
+      <w:numFmt w:val="bullet"/>
+      <w:lvlText w:val=""/>
+      <w:lvlJc w:val="left"/>
+      <w:pPr>
+        <w:tabs>
+          <w:tab w:val="num" w:pos="3600"/>
+        </w:tabs>
+        <w:ind w:left="3600" w:hanging="360"/>
+      </w:pPr>
+      <w:rPr>
+        <w:rFonts w:ascii="Wingdings" w:hAnsi="Wingdings" w:hint="default"/>
+        <w:sz w:val="20"/>
+      </w:rPr>
+    </w:lvl>
+    <w:lvl w:ilvl="5" w:tentative="1">
+      <w:start w:val="1"/>
+      <w:numFmt w:val="bullet"/>
+      <w:lvlText w:val=""/>
+      <w:lvlJc w:val="left"/>
+      <w:pPr>
+        <w:tabs>
+          <w:tab w:val="num" w:pos="4320"/>
+        </w:tabs>
+        <w:ind w:left="4320" w:hanging="360"/>
+      </w:pPr>
+      <w:rPr>
+        <w:rFonts w:ascii="Wingdings" w:hAnsi="Wingdings" w:hint="default"/>
+        <w:sz w:val="20"/>
+      </w:rPr>
+    </w:lvl>
+    <w:lvl w:ilvl="6" w:tentative="1">
+      <w:start w:val="1"/>
+      <w:numFmt w:val="bullet"/>
+      <w:lvlText w:val=""/>
+      <w:lvlJc w:val="left"/>
+      <w:pPr>
+        <w:tabs>
+          <w:tab w:val="num" w:pos="5040"/>
+        </w:tabs>
+        <w:ind w:left="5040" w:hanging="360"/>
+      </w:pPr>
+      <w:rPr>
+        <w:rFonts w:ascii="Wingdings" w:hAnsi="Wingdings" w:hint="default"/>
+        <w:sz w:val="20"/>
+      </w:rPr>
+    </w:lvl>
+    <w:lvl w:ilvl="7" w:tentative="1">
+      <w:start w:val="1"/>
+      <w:numFmt w:val="bullet"/>
+      <w:lvlText w:val=""/>
+      <w:lvlJc w:val="left"/>
+      <w:pPr>
+        <w:tabs>
+          <w:tab w:val="num" w:pos="5760"/>
+        </w:tabs>
+        <w:ind w:left="5760" w:hanging="360"/>
+      </w:pPr>
+      <w:rPr>
+        <w:rFonts w:ascii="Wingdings" w:hAnsi="Wingdings" w:hint="default"/>
+        <w:sz w:val="20"/>
+      </w:rPr>
+    </w:lvl>
+    <w:lvl w:ilvl="8" w:tentative="1">
+      <w:start w:val="1"/>
+      <w:numFmt w:val="bullet"/>
+      <w:lvlText w:val=""/>
+      <w:lvlJc w:val="left"/>
+      <w:pPr>
+        <w:tabs>
+          <w:tab w:val="num" w:pos="6480"/>
+        </w:tabs>
+        <w:ind w:left="6480" w:hanging="360"/>
+      </w:pPr>
+      <w:rPr>
+        <w:rFonts w:ascii="Wingdings" w:hAnsi="Wingdings" w:hint="default"/>
+        <w:sz w:val="20"/>
+      </w:rPr>
+    </w:lvl>
+  </w:abstractNum>
+  <w:abstractNum w:abstractNumId="7" w15:restartNumberingAfterBreak="0">
+    <w:nsid w:val="360F0EE8"/>
+    <w:multiLevelType w:val="multilevel"/>
+    <w:tmpl w:val="FD46F39A"/>
+    <w:lvl w:ilvl="0">
+      <w:start w:val="1"/>
+      <w:numFmt w:val="bullet"/>
+      <w:lvlText w:val=""/>
+      <w:lvlJc w:val="left"/>
+      <w:pPr>
+        <w:tabs>
+          <w:tab w:val="num" w:pos="720"/>
+        </w:tabs>
+        <w:ind w:left="720" w:hanging="360"/>
+      </w:pPr>
+      <w:rPr>
+        <w:rFonts w:ascii="Symbol" w:hAnsi="Symbol" w:hint="default"/>
+        <w:sz w:val="20"/>
+      </w:rPr>
+    </w:lvl>
+    <w:lvl w:ilvl="1" w:tentative="1">
+      <w:start w:val="1"/>
+      <w:numFmt w:val="bullet"/>
+      <w:lvlText w:val="o"/>
+      <w:lvlJc w:val="left"/>
+      <w:pPr>
+        <w:tabs>
+          <w:tab w:val="num" w:pos="1440"/>
+        </w:tabs>
+        <w:ind w:left="1440" w:hanging="360"/>
+      </w:pPr>
+      <w:rPr>
+        <w:rFonts w:ascii="Courier New" w:hAnsi="Courier New" w:hint="default"/>
+        <w:sz w:val="20"/>
+      </w:rPr>
+    </w:lvl>
+    <w:lvl w:ilvl="2" w:tentative="1">
+      <w:start w:val="1"/>
+      <w:numFmt w:val="bullet"/>
+      <w:lvlText w:val=""/>
+      <w:lvlJc w:val="left"/>
+      <w:pPr>
+        <w:tabs>
+          <w:tab w:val="num" w:pos="2160"/>
+        </w:tabs>
+        <w:ind w:left="2160" w:hanging="360"/>
+      </w:pPr>
+      <w:rPr>
+        <w:rFonts w:ascii="Wingdings" w:hAnsi="Wingdings" w:hint="default"/>
+        <w:sz w:val="20"/>
+      </w:rPr>
+    </w:lvl>
+    <w:lvl w:ilvl="3" w:tentative="1">
+      <w:start w:val="1"/>
+      <w:numFmt w:val="bullet"/>
+      <w:lvlText w:val=""/>
+      <w:lvlJc w:val="left"/>
+      <w:pPr>
+        <w:tabs>
+          <w:tab w:val="num" w:pos="2880"/>
+        </w:tabs>
+        <w:ind w:left="2880" w:hanging="360"/>
+      </w:pPr>
+      <w:rPr>
+        <w:rFonts w:ascii="Wingdings" w:hAnsi="Wingdings" w:hint="default"/>
+        <w:sz w:val="20"/>
+      </w:rPr>
+    </w:lvl>
+    <w:lvl w:ilvl="4" w:tentative="1">
+      <w:start w:val="1"/>
+      <w:numFmt w:val="bullet"/>
+      <w:lvlText w:val=""/>
+      <w:lvlJc w:val="left"/>
+      <w:pPr>
+        <w:tabs>
+          <w:tab w:val="num" w:pos="3600"/>
+        </w:tabs>
+        <w:ind w:left="3600" w:hanging="360"/>
+      </w:pPr>
+      <w:rPr>
+        <w:rFonts w:ascii="Wingdings" w:hAnsi="Wingdings" w:hint="default"/>
+        <w:sz w:val="20"/>
+      </w:rPr>
+    </w:lvl>
+    <w:lvl w:ilvl="5" w:tentative="1">
+      <w:start w:val="1"/>
+      <w:numFmt w:val="bullet"/>
+      <w:lvlText w:val=""/>
+      <w:lvlJc w:val="left"/>
+      <w:pPr>
+        <w:tabs>
+          <w:tab w:val="num" w:pos="4320"/>
+        </w:tabs>
+        <w:ind w:left="4320" w:hanging="360"/>
+      </w:pPr>
+      <w:rPr>
+        <w:rFonts w:ascii="Wingdings" w:hAnsi="Wingdings" w:hint="default"/>
+        <w:sz w:val="20"/>
+      </w:rPr>
+    </w:lvl>
+    <w:lvl w:ilvl="6" w:tentative="1">
+      <w:start w:val="1"/>
+      <w:numFmt w:val="bullet"/>
+      <w:lvlText w:val=""/>
+      <w:lvlJc w:val="left"/>
+      <w:pPr>
+        <w:tabs>
+          <w:tab w:val="num" w:pos="5040"/>
+        </w:tabs>
+        <w:ind w:left="5040" w:hanging="360"/>
+      </w:pPr>
+      <w:rPr>
+        <w:rFonts w:ascii="Wingdings" w:hAnsi="Wingdings" w:hint="default"/>
+        <w:sz w:val="20"/>
+      </w:rPr>
+    </w:lvl>
+    <w:lvl w:ilvl="7" w:tentative="1">
+      <w:start w:val="1"/>
+      <w:numFmt w:val="bullet"/>
+      <w:lvlText w:val=""/>
+      <w:lvlJc w:val="left"/>
+      <w:pPr>
+        <w:tabs>
+          <w:tab w:val="num" w:pos="5760"/>
+        </w:tabs>
+        <w:ind w:left="5760" w:hanging="360"/>
+      </w:pPr>
+      <w:rPr>
+        <w:rFonts w:ascii="Wingdings" w:hAnsi="Wingdings" w:hint="default"/>
+        <w:sz w:val="20"/>
+      </w:rPr>
+    </w:lvl>
+    <w:lvl w:ilvl="8" w:tentative="1">
+      <w:start w:val="1"/>
+      <w:numFmt w:val="bullet"/>
+      <w:lvlText w:val=""/>
+      <w:lvlJc w:val="left"/>
+      <w:pPr>
+        <w:tabs>
+          <w:tab w:val="num" w:pos="6480"/>
+        </w:tabs>
+        <w:ind w:left="6480" w:hanging="360"/>
+      </w:pPr>
+      <w:rPr>
+        <w:rFonts w:ascii="Wingdings" w:hAnsi="Wingdings" w:hint="default"/>
+        <w:sz w:val="20"/>
+      </w:rPr>
+    </w:lvl>
+  </w:abstractNum>
+  <w:abstractNum w:abstractNumId="8" w15:restartNumberingAfterBreak="0">
     <w:nsid w:val="377419FA"/>
     <w:multiLevelType w:val="multilevel"/>
     <w:tmpl w:val="A3707348"/>
@@ -2404,7 +4271,156 @@
       </w:rPr>
     </w:lvl>
   </w:abstractNum>
-  <w:abstractNum w:abstractNumId="5" w15:restartNumberingAfterBreak="0">
+  <w:abstractNum w:abstractNumId="9" w15:restartNumberingAfterBreak="0">
+    <w:nsid w:val="414F3C8C"/>
+    <w:multiLevelType w:val="multilevel"/>
+    <w:tmpl w:val="F138AF6A"/>
+    <w:lvl w:ilvl="0">
+      <w:start w:val="1"/>
+      <w:numFmt w:val="bullet"/>
+      <w:lvlText w:val=""/>
+      <w:lvlJc w:val="left"/>
+      <w:pPr>
+        <w:tabs>
+          <w:tab w:val="num" w:pos="720"/>
+        </w:tabs>
+        <w:ind w:left="720" w:hanging="360"/>
+      </w:pPr>
+      <w:rPr>
+        <w:rFonts w:ascii="Symbol" w:hAnsi="Symbol" w:hint="default"/>
+        <w:sz w:val="20"/>
+      </w:rPr>
+    </w:lvl>
+    <w:lvl w:ilvl="1" w:tentative="1">
+      <w:start w:val="1"/>
+      <w:numFmt w:val="bullet"/>
+      <w:lvlText w:val="o"/>
+      <w:lvlJc w:val="left"/>
+      <w:pPr>
+        <w:tabs>
+          <w:tab w:val="num" w:pos="1440"/>
+        </w:tabs>
+        <w:ind w:left="1440" w:hanging="360"/>
+      </w:pPr>
+      <w:rPr>
+        <w:rFonts w:ascii="Courier New" w:hAnsi="Courier New" w:hint="default"/>
+        <w:sz w:val="20"/>
+      </w:rPr>
+    </w:lvl>
+    <w:lvl w:ilvl="2" w:tentative="1">
+      <w:start w:val="1"/>
+      <w:numFmt w:val="bullet"/>
+      <w:lvlText w:val=""/>
+      <w:lvlJc w:val="left"/>
+      <w:pPr>
+        <w:tabs>
+          <w:tab w:val="num" w:pos="2160"/>
+        </w:tabs>
+        <w:ind w:left="2160" w:hanging="360"/>
+      </w:pPr>
+      <w:rPr>
+        <w:rFonts w:ascii="Wingdings" w:hAnsi="Wingdings" w:hint="default"/>
+        <w:sz w:val="20"/>
+      </w:rPr>
+    </w:lvl>
+    <w:lvl w:ilvl="3" w:tentative="1">
+      <w:start w:val="1"/>
+      <w:numFmt w:val="bullet"/>
+      <w:lvlText w:val=""/>
+      <w:lvlJc w:val="left"/>
+      <w:pPr>
+        <w:tabs>
+          <w:tab w:val="num" w:pos="2880"/>
+        </w:tabs>
+        <w:ind w:left="2880" w:hanging="360"/>
+      </w:pPr>
+      <w:rPr>
+        <w:rFonts w:ascii="Wingdings" w:hAnsi="Wingdings" w:hint="default"/>
+        <w:sz w:val="20"/>
+      </w:rPr>
+    </w:lvl>
+    <w:lvl w:ilvl="4" w:tentative="1">
+      <w:start w:val="1"/>
+      <w:numFmt w:val="bullet"/>
+      <w:lvlText w:val=""/>
+      <w:lvlJc w:val="left"/>
+      <w:pPr>
+        <w:tabs>
+          <w:tab w:val="num" w:pos="3600"/>
+        </w:tabs>
+        <w:ind w:left="3600" w:hanging="360"/>
+      </w:pPr>
+      <w:rPr>
+        <w:rFonts w:ascii="Wingdings" w:hAnsi="Wingdings" w:hint="default"/>
+        <w:sz w:val="20"/>
+      </w:rPr>
+    </w:lvl>
+    <w:lvl w:ilvl="5" w:tentative="1">
+      <w:start w:val="1"/>
+      <w:numFmt w:val="bullet"/>
+      <w:lvlText w:val=""/>
+      <w:lvlJc w:val="left"/>
+      <w:pPr>
+        <w:tabs>
+          <w:tab w:val="num" w:pos="4320"/>
+        </w:tabs>
+        <w:ind w:left="4320" w:hanging="360"/>
+      </w:pPr>
+      <w:rPr>
+        <w:rFonts w:ascii="Wingdings" w:hAnsi="Wingdings" w:hint="default"/>
+        <w:sz w:val="20"/>
+      </w:rPr>
+    </w:lvl>
+    <w:lvl w:ilvl="6" w:tentative="1">
+      <w:start w:val="1"/>
+      <w:numFmt w:val="bullet"/>
+      <w:lvlText w:val=""/>
+      <w:lvlJc w:val="left"/>
+      <w:pPr>
+        <w:tabs>
+          <w:tab w:val="num" w:pos="5040"/>
+        </w:tabs>
+        <w:ind w:left="5040" w:hanging="360"/>
+      </w:pPr>
+      <w:rPr>
+        <w:rFonts w:ascii="Wingdings" w:hAnsi="Wingdings" w:hint="default"/>
+        <w:sz w:val="20"/>
+      </w:rPr>
+    </w:lvl>
+    <w:lvl w:ilvl="7" w:tentative="1">
+      <w:start w:val="1"/>
+      <w:numFmt w:val="bullet"/>
+      <w:lvlText w:val=""/>
+      <w:lvlJc w:val="left"/>
+      <w:pPr>
+        <w:tabs>
+          <w:tab w:val="num" w:pos="5760"/>
+        </w:tabs>
+        <w:ind w:left="5760" w:hanging="360"/>
+      </w:pPr>
+      <w:rPr>
+        <w:rFonts w:ascii="Wingdings" w:hAnsi="Wingdings" w:hint="default"/>
+        <w:sz w:val="20"/>
+      </w:rPr>
+    </w:lvl>
+    <w:lvl w:ilvl="8" w:tentative="1">
+      <w:start w:val="1"/>
+      <w:numFmt w:val="bullet"/>
+      <w:lvlText w:val=""/>
+      <w:lvlJc w:val="left"/>
+      <w:pPr>
+        <w:tabs>
+          <w:tab w:val="num" w:pos="6480"/>
+        </w:tabs>
+        <w:ind w:left="6480" w:hanging="360"/>
+      </w:pPr>
+      <w:rPr>
+        <w:rFonts w:ascii="Wingdings" w:hAnsi="Wingdings" w:hint="default"/>
+        <w:sz w:val="20"/>
+      </w:rPr>
+    </w:lvl>
+  </w:abstractNum>
+  <w:abstractNum w:abstractNumId="10" w15:restartNumberingAfterBreak="0">
     <w:nsid w:val="4F0D5A34"/>
     <w:multiLevelType w:val="multilevel"/>
     <w:tmpl w:val="ABF6697A"/>
@@ -2553,7 +4569,7 @@
       </w:rPr>
     </w:lvl>
   </w:abstractNum>
-  <w:abstractNum w:abstractNumId="6" w15:restartNumberingAfterBreak="0">
+  <w:abstractNum w:abstractNumId="11" w15:restartNumberingAfterBreak="0">
     <w:nsid w:val="500F2494"/>
     <w:multiLevelType w:val="multilevel"/>
     <w:tmpl w:val="0570F118"/>
@@ -2702,7 +4718,7 @@
       </w:rPr>
     </w:lvl>
   </w:abstractNum>
-  <w:abstractNum w:abstractNumId="7" w15:restartNumberingAfterBreak="0">
+  <w:abstractNum w:abstractNumId="12" w15:restartNumberingAfterBreak="0">
     <w:nsid w:val="5087139E"/>
     <w:multiLevelType w:val="multilevel"/>
     <w:tmpl w:val="B5204320"/>
@@ -2851,7 +4867,7 @@
       </w:rPr>
     </w:lvl>
   </w:abstractNum>
-  <w:abstractNum w:abstractNumId="8" w15:restartNumberingAfterBreak="0">
+  <w:abstractNum w:abstractNumId="13" w15:restartNumberingAfterBreak="0">
     <w:nsid w:val="63184C24"/>
     <w:multiLevelType w:val="multilevel"/>
     <w:tmpl w:val="B286593A"/>
@@ -3000,7 +5016,7 @@
       </w:rPr>
     </w:lvl>
   </w:abstractNum>
-  <w:abstractNum w:abstractNumId="9" w15:restartNumberingAfterBreak="0">
+  <w:abstractNum w:abstractNumId="14" w15:restartNumberingAfterBreak="0">
     <w:nsid w:val="6737691C"/>
     <w:multiLevelType w:val="multilevel"/>
     <w:tmpl w:val="5A18C936"/>
@@ -3149,7 +5165,156 @@
       </w:rPr>
     </w:lvl>
   </w:abstractNum>
-  <w:abstractNum w:abstractNumId="10" w15:restartNumberingAfterBreak="0">
+  <w:abstractNum w:abstractNumId="15" w15:restartNumberingAfterBreak="0">
+    <w:nsid w:val="778A4825"/>
+    <w:multiLevelType w:val="multilevel"/>
+    <w:tmpl w:val="06983E28"/>
+    <w:lvl w:ilvl="0">
+      <w:start w:val="1"/>
+      <w:numFmt w:val="bullet"/>
+      <w:lvlText w:val=""/>
+      <w:lvlJc w:val="left"/>
+      <w:pPr>
+        <w:tabs>
+          <w:tab w:val="num" w:pos="720"/>
+        </w:tabs>
+        <w:ind w:left="720" w:hanging="360"/>
+      </w:pPr>
+      <w:rPr>
+        <w:rFonts w:ascii="Symbol" w:hAnsi="Symbol" w:hint="default"/>
+        <w:sz w:val="20"/>
+      </w:rPr>
+    </w:lvl>
+    <w:lvl w:ilvl="1" w:tentative="1">
+      <w:start w:val="1"/>
+      <w:numFmt w:val="bullet"/>
+      <w:lvlText w:val="o"/>
+      <w:lvlJc w:val="left"/>
+      <w:pPr>
+        <w:tabs>
+          <w:tab w:val="num" w:pos="1440"/>
+        </w:tabs>
+        <w:ind w:left="1440" w:hanging="360"/>
+      </w:pPr>
+      <w:rPr>
+        <w:rFonts w:ascii="Courier New" w:hAnsi="Courier New" w:hint="default"/>
+        <w:sz w:val="20"/>
+      </w:rPr>
+    </w:lvl>
+    <w:lvl w:ilvl="2" w:tentative="1">
+      <w:start w:val="1"/>
+      <w:numFmt w:val="bullet"/>
+      <w:lvlText w:val=""/>
+      <w:lvlJc w:val="left"/>
+      <w:pPr>
+        <w:tabs>
+          <w:tab w:val="num" w:pos="2160"/>
+        </w:tabs>
+        <w:ind w:left="2160" w:hanging="360"/>
+      </w:pPr>
+      <w:rPr>
+        <w:rFonts w:ascii="Wingdings" w:hAnsi="Wingdings" w:hint="default"/>
+        <w:sz w:val="20"/>
+      </w:rPr>
+    </w:lvl>
+    <w:lvl w:ilvl="3" w:tentative="1">
+      <w:start w:val="1"/>
+      <w:numFmt w:val="bullet"/>
+      <w:lvlText w:val=""/>
+      <w:lvlJc w:val="left"/>
+      <w:pPr>
+        <w:tabs>
+          <w:tab w:val="num" w:pos="2880"/>
+        </w:tabs>
+        <w:ind w:left="2880" w:hanging="360"/>
+      </w:pPr>
+      <w:rPr>
+        <w:rFonts w:ascii="Wingdings" w:hAnsi="Wingdings" w:hint="default"/>
+        <w:sz w:val="20"/>
+      </w:rPr>
+    </w:lvl>
+    <w:lvl w:ilvl="4" w:tentative="1">
+      <w:start w:val="1"/>
+      <w:numFmt w:val="bullet"/>
+      <w:lvlText w:val=""/>
+      <w:lvlJc w:val="left"/>
+      <w:pPr>
+        <w:tabs>
+          <w:tab w:val="num" w:pos="3600"/>
+        </w:tabs>
+        <w:ind w:left="3600" w:hanging="360"/>
+      </w:pPr>
+      <w:rPr>
+        <w:rFonts w:ascii="Wingdings" w:hAnsi="Wingdings" w:hint="default"/>
+        <w:sz w:val="20"/>
+      </w:rPr>
+    </w:lvl>
+    <w:lvl w:ilvl="5" w:tentative="1">
+      <w:start w:val="1"/>
+      <w:numFmt w:val="bullet"/>
+      <w:lvlText w:val=""/>
+      <w:lvlJc w:val="left"/>
+      <w:pPr>
+        <w:tabs>
+          <w:tab w:val="num" w:pos="4320"/>
+        </w:tabs>
+        <w:ind w:left="4320" w:hanging="360"/>
+      </w:pPr>
+      <w:rPr>
+        <w:rFonts w:ascii="Wingdings" w:hAnsi="Wingdings" w:hint="default"/>
+        <w:sz w:val="20"/>
+      </w:rPr>
+    </w:lvl>
+    <w:lvl w:ilvl="6" w:tentative="1">
+      <w:start w:val="1"/>
+      <w:numFmt w:val="bullet"/>
+      <w:lvlText w:val=""/>
+      <w:lvlJc w:val="left"/>
+      <w:pPr>
+        <w:tabs>
+          <w:tab w:val="num" w:pos="5040"/>
+        </w:tabs>
+        <w:ind w:left="5040" w:hanging="360"/>
+      </w:pPr>
+      <w:rPr>
+        <w:rFonts w:ascii="Wingdings" w:hAnsi="Wingdings" w:hint="default"/>
+        <w:sz w:val="20"/>
+      </w:rPr>
+    </w:lvl>
+    <w:lvl w:ilvl="7" w:tentative="1">
+      <w:start w:val="1"/>
+      <w:numFmt w:val="bullet"/>
+      <w:lvlText w:val=""/>
+      <w:lvlJc w:val="left"/>
+      <w:pPr>
+        <w:tabs>
+          <w:tab w:val="num" w:pos="5760"/>
+        </w:tabs>
+        <w:ind w:left="5760" w:hanging="360"/>
+      </w:pPr>
+      <w:rPr>
+        <w:rFonts w:ascii="Wingdings" w:hAnsi="Wingdings" w:hint="default"/>
+        <w:sz w:val="20"/>
+      </w:rPr>
+    </w:lvl>
+    <w:lvl w:ilvl="8" w:tentative="1">
+      <w:start w:val="1"/>
+      <w:numFmt w:val="bullet"/>
+      <w:lvlText w:val=""/>
+      <w:lvlJc w:val="left"/>
+      <w:pPr>
+        <w:tabs>
+          <w:tab w:val="num" w:pos="6480"/>
+        </w:tabs>
+        <w:ind w:left="6480" w:hanging="360"/>
+      </w:pPr>
+      <w:rPr>
+        <w:rFonts w:ascii="Wingdings" w:hAnsi="Wingdings" w:hint="default"/>
+        <w:sz w:val="20"/>
+      </w:rPr>
+    </w:lvl>
+  </w:abstractNum>
+  <w:abstractNum w:abstractNumId="16" w15:restartNumberingAfterBreak="0">
     <w:nsid w:val="7D044A0E"/>
     <w:multiLevelType w:val="multilevel"/>
     <w:tmpl w:val="783619C0"/>
@@ -3298,7 +5463,7 @@
       </w:rPr>
     </w:lvl>
   </w:abstractNum>
-  <w:abstractNum w:abstractNumId="11" w15:restartNumberingAfterBreak="0">
+  <w:abstractNum w:abstractNumId="17" w15:restartNumberingAfterBreak="0">
     <w:nsid w:val="7F745698"/>
     <w:multiLevelType w:val="multilevel"/>
     <w:tmpl w:val="9B185878"/>
@@ -3448,40 +5613,58 @@
     </w:lvl>
   </w:abstractNum>
   <w:num w:numId="1">
-    <w:abstractNumId w:val="1"/>
+    <w:abstractNumId w:val="2"/>
   </w:num>
   <w:num w:numId="2">
-    <w:abstractNumId w:val="7"/>
+    <w:abstractNumId w:val="12"/>
   </w:num>
   <w:num w:numId="3">
+    <w:abstractNumId w:val="8"/>
+  </w:num>
+  <w:num w:numId="4">
+    <w:abstractNumId w:val="16"/>
+  </w:num>
+  <w:num w:numId="5">
+    <w:abstractNumId w:val="5"/>
+  </w:num>
+  <w:num w:numId="6">
     <w:abstractNumId w:val="4"/>
   </w:num>
-  <w:num w:numId="4">
-    <w:abstractNumId w:val="10"/>
-  </w:num>
-  <w:num w:numId="5">
-    <w:abstractNumId w:val="3"/>
-  </w:num>
-  <w:num w:numId="6">
-    <w:abstractNumId w:val="2"/>
-  </w:num>
   <w:num w:numId="7">
-    <w:abstractNumId w:val="8"/>
+    <w:abstractNumId w:val="13"/>
   </w:num>
   <w:num w:numId="8">
-    <w:abstractNumId w:val="5"/>
+    <w:abstractNumId w:val="10"/>
   </w:num>
   <w:num w:numId="9">
     <w:abstractNumId w:val="0"/>
   </w:num>
   <w:num w:numId="10">
+    <w:abstractNumId w:val="17"/>
+  </w:num>
+  <w:num w:numId="11">
     <w:abstractNumId w:val="11"/>
   </w:num>
-  <w:num w:numId="11">
+  <w:num w:numId="12">
+    <w:abstractNumId w:val="14"/>
+  </w:num>
+  <w:num w:numId="13">
+    <w:abstractNumId w:val="3"/>
+  </w:num>
+  <w:num w:numId="14">
+    <w:abstractNumId w:val="1"/>
+  </w:num>
+  <w:num w:numId="15">
     <w:abstractNumId w:val="6"/>
   </w:num>
-  <w:num w:numId="12">
+  <w:num w:numId="16">
     <w:abstractNumId w:val="9"/>
+  </w:num>
+  <w:num w:numId="17">
+    <w:abstractNumId w:val="7"/>
+  </w:num>
+  <w:num w:numId="18">
+    <w:abstractNumId w:val="15"/>
   </w:num>
 </w:numbering>
 </file>
